--- a/app/reports/templates/rating_summary_template.docx
+++ b/app/reports/templates/rating_summary_template.docx
@@ -7,14 +7,6 @@
         <w:spacing w:after="60"/>
         <w:jc w:val="right"/>
       </w:pPr>
-      <w:r>
-        <w:rPr>
-          <w:b/>
-          <w:color w:val="A6AEB8"/>
-          <w:sz w:val="15"/>
-        </w:rPr>
-        <w:t>CFC FINLEASE PRIVATE LIMITED  |  ESG RATING SUMMARY</w:t>
-      </w:r>
     </w:p>
     <w:p>
       <w:pPr>
@@ -33,7 +25,13 @@
         <w:rPr>
           <w:color w:val="667085"/>
         </w:rPr>
-        <w:t>Automated companion report to the CFC ESG Scorecard | {{VERSION_DATE}}</w:t>
+        <w:t>C</w:t>
+      </w:r>
+      <w:r>
+        <w:rPr>
+          <w:color w:val="667085"/>
+        </w:rPr>
+        <w:t>ompanion report to the CFC ESG Scorecard | {{VERSION_DATE}}</w:t>
       </w:r>
     </w:p>
     <w:p>
@@ -804,84 +802,8 @@
       </w:tr>
     </w:tbl>
     <w:p>
-      <w:pPr>
-        <w:spacing w:after="20"/>
-      </w:pPr>
-    </w:p>
-    <w:p>
-      <w:pPr>
-        <w:pStyle w:val="Heading2"/>
-      </w:pPr>
-      <w:r>
-        <w:t>At a glance</w:t>
-      </w:r>
-    </w:p>
-    <w:p>
-      <w:pPr>
-        <w:pStyle w:val="ListBullet"/>
-        <w:spacing w:after="40"/>
-      </w:pPr>
-      <w:r>
-        <w:rPr>
-          <w:sz w:val="17"/>
-        </w:rPr>
-        <w:t>Primary strengths: {{TOP_STRENGTH_1}}; {{TOP_STRENGTH_2}}; {{TOP_STRENGTH_3}}.</w:t>
-      </w:r>
-    </w:p>
-    <w:p>
-      <w:pPr>
-        <w:pStyle w:val="ListBullet"/>
-        <w:spacing w:after="40"/>
-      </w:pPr>
-      <w:r>
-        <w:rPr>
-          <w:sz w:val="17"/>
-        </w:rPr>
-        <w:t>Priority improvement areas: {{TOP_WEAKNESS_1}}; {{TOP_WEAKNESS_2}}; {{TOP_WEAKNESS_3}}.</w:t>
-      </w:r>
-    </w:p>
-    <w:p>
-      <w:pPr>
-        <w:pStyle w:val="ListBullet"/>
-        <w:spacing w:after="40"/>
-      </w:pPr>
-      <w:r>
-        <w:rPr>
-          <w:sz w:val="17"/>
-        </w:rPr>
-        <w:t>Disclosure / evidence considerations: {{DISCLOSURE_HEADLINE}}.</w:t>
-      </w:r>
-    </w:p>
-    <w:p>
-      <w:pPr>
-        <w:pStyle w:val="ListBullet"/>
-        <w:spacing w:after="40"/>
-      </w:pPr>
-      <w:r>
-        <w:rPr>
-          <w:sz w:val="17"/>
-        </w:rPr>
-        <w:t>Key rating drivers: {{KEY_RATING_DRIVERS}}.</w:t>
-      </w:r>
-    </w:p>
-    <w:p>
       <w:r>
         <w:br w:type="page"/>
-      </w:r>
-    </w:p>
-    <w:p>
-      <w:pPr>
-        <w:spacing w:after="60"/>
-        <w:jc w:val="right"/>
-      </w:pPr>
-      <w:r>
-        <w:rPr>
-          <w:b/>
-          <w:color w:val="A6AEB8"/>
-          <w:sz w:val="15"/>
-        </w:rPr>
-        <w:lastRenderedPageBreak/>
-        <w:t>CFC FINLEASE PRIVATE LIMITED  |  ESG RATING SUMMARY</w:t>
       </w:r>
     </w:p>
     <w:p>
@@ -890,6 +812,7 @@
         <w:spacing w:after="40"/>
       </w:pPr>
       <w:r>
+        <w:lastRenderedPageBreak/>
         <w:t>1. Pillar Assessment</w:t>
       </w:r>
     </w:p>
@@ -2774,39 +2697,6 @@
         <w:spacing w:after="60"/>
       </w:pPr>
     </w:p>
-    <w:p/>
-    <w:p>
-      <w:pPr>
-        <w:spacing w:after="60"/>
-        <w:jc w:val="right"/>
-      </w:pPr>
-      <w:r>
-        <w:rPr>
-          <w:b/>
-          <w:color w:val="A6AEB8"/>
-          <w:sz w:val="15"/>
-        </w:rPr>
-        <w:t xml:space="preserve">CFC FINLEASE PRIVATE </w:t>
-      </w:r>
-      <w:proofErr w:type="gramStart"/>
-      <w:r>
-        <w:rPr>
-          <w:b/>
-          <w:color w:val="A6AEB8"/>
-          <w:sz w:val="15"/>
-        </w:rPr>
-        <w:t>LIMITED  |</w:t>
-      </w:r>
-      <w:proofErr w:type="gramEnd"/>
-      <w:r>
-        <w:rPr>
-          <w:b/>
-          <w:color w:val="A6AEB8"/>
-          <w:sz w:val="15"/>
-        </w:rPr>
-        <w:t xml:space="preserve">  ESG RATING SUMMARY</w:t>
-      </w:r>
-    </w:p>
     <w:p>
       <w:pPr>
         <w:pStyle w:val="Title"/>
@@ -2826,62 +2716,6 @@
         </w:rPr>
         <w:t>Applicable KPIs are selected dynamically by sector materiality, business model and company-specific exposure</w:t>
       </w:r>
-    </w:p>
-    <w:tbl>
-      <w:tblPr>
-        <w:tblW w:w="0" w:type="auto"/>
-        <w:jc w:val="center"/>
-        <w:tblLook w:val="04A0" w:firstRow="1" w:lastRow="0" w:firstColumn="1" w:lastColumn="0" w:noHBand="0" w:noVBand="1"/>
-      </w:tblPr>
-      <w:tblGrid>
-        <w:gridCol w:w="10368"/>
-      </w:tblGrid>
-      <w:tr>
-        <w:trPr>
-          <w:jc w:val="center"/>
-        </w:trPr>
-        <w:tc>
-          <w:tcPr>
-            <w:tcW w:w="10368" w:type="dxa"/>
-            <w:shd w:val="clear" w:color="auto" w:fill="EAF4F4"/>
-            <w:tcMar>
-              <w:top w:w="120" w:type="dxa"/>
-              <w:left w:w="130" w:type="dxa"/>
-              <w:bottom w:w="120" w:type="dxa"/>
-              <w:right w:w="130" w:type="dxa"/>
-            </w:tcMar>
-          </w:tcPr>
-          <w:p>
-            <w:pPr>
-              <w:spacing w:after="40"/>
-            </w:pPr>
-            <w:r>
-              <w:rPr>
-                <w:b/>
-                <w:color w:val="0E7C86"/>
-                <w:sz w:val="21"/>
-              </w:rPr>
-              <w:t>How to read this section</w:t>
-            </w:r>
-          </w:p>
-          <w:p>
-            <w:pPr>
-              <w:spacing w:after="0"/>
-            </w:pPr>
-            <w:r>
-              <w:rPr>
-                <w:sz w:val="17"/>
-              </w:rPr>
-              <w:t>Only KPIs and themes classified as Material, Relevant or Low Relevance should populate the output. Genuinely Not Applicable indicators should be excluded from the scored table and may be disclosed separately when useful.</w:t>
-            </w:r>
-          </w:p>
-        </w:tc>
-      </w:tr>
-    </w:tbl>
-    <w:p>
-      <w:pPr>
-        <w:spacing w:after="20"/>
-      </w:pPr>
     </w:p>
     <w:p>
       <w:pPr>
@@ -4058,20 +3892,27 @@
               <w:rPr>
                 <w:sz w:val="14"/>
               </w:rPr>
-              <w:t>{{KPI_9_PILLA</w:t>
-            </w:r>
+              <w:t>{{KPI_9_PILLAR}}</w:t>
+            </w:r>
+          </w:p>
+        </w:tc>
+        <w:tc>
+          <w:tcPr>
+            <w:tcW w:w="1426" w:type="dxa"/>
+            <w:vAlign w:val="center"/>
+          </w:tcPr>
+          <w:p>
             <w:r>
               <w:rPr>
                 <w:sz w:val="14"/>
               </w:rPr>
-              <w:lastRenderedPageBreak/>
-              <w:t>R}}</w:t>
-            </w:r>
-          </w:p>
-        </w:tc>
-        <w:tc>
-          <w:tcPr>
-            <w:tcW w:w="1426" w:type="dxa"/>
+              <w:t>{{KPI_9_THEME}}</w:t>
+            </w:r>
+          </w:p>
+        </w:tc>
+        <w:tc>
+          <w:tcPr>
+            <w:tcW w:w="1674" w:type="dxa"/>
             <w:vAlign w:val="center"/>
           </w:tcPr>
           <w:p>
@@ -4079,14 +3920,13 @@
               <w:rPr>
                 <w:sz w:val="14"/>
               </w:rPr>
-              <w:lastRenderedPageBreak/>
-              <w:t>{{KPI_9_THEME}}</w:t>
-            </w:r>
-          </w:p>
-        </w:tc>
-        <w:tc>
-          <w:tcPr>
-            <w:tcW w:w="1674" w:type="dxa"/>
+              <w:t>{{KPI_9_NAME}}</w:t>
+            </w:r>
+          </w:p>
+        </w:tc>
+        <w:tc>
+          <w:tcPr>
+            <w:tcW w:w="1116" w:type="dxa"/>
             <w:vAlign w:val="center"/>
           </w:tcPr>
           <w:p>
@@ -4094,7 +3934,7 @@
               <w:rPr>
                 <w:sz w:val="14"/>
               </w:rPr>
-              <w:t>{{KPI_9_NAME}}</w:t>
+              <w:t>{{KPI_9_SCORE}}</w:t>
             </w:r>
           </w:p>
         </w:tc>
@@ -4108,14 +3948,21 @@
               <w:rPr>
                 <w:sz w:val="14"/>
               </w:rPr>
-              <w:t>{{KPI_9_SCOR</w:t>
-            </w:r>
+              <w:t>{{KPI_9_IMPORTANCE}}</w:t>
+            </w:r>
+          </w:p>
+        </w:tc>
+        <w:tc>
+          <w:tcPr>
+            <w:tcW w:w="2480" w:type="dxa"/>
+            <w:vAlign w:val="center"/>
+          </w:tcPr>
+          <w:p>
             <w:r>
               <w:rPr>
                 <w:sz w:val="14"/>
               </w:rPr>
-              <w:lastRenderedPageBreak/>
-              <w:t>E}}</w:t>
+              <w:t>{{KPI_9_DRIVER}}</w:t>
             </w:r>
           </w:p>
         </w:tc>
@@ -4129,73 +3976,21 @@
               <w:rPr>
                 <w:sz w:val="14"/>
               </w:rPr>
-              <w:lastRenderedPageBreak/>
-              <w:t>{{KPI_9_IMPOR</w:t>
-            </w:r>
+              <w:t>{{KPI_9_STATUS}}</w:t>
+            </w:r>
+          </w:p>
+        </w:tc>
+        <w:tc>
+          <w:tcPr>
+            <w:tcW w:w="1302" w:type="dxa"/>
+            <w:vAlign w:val="center"/>
+          </w:tcPr>
+          <w:p>
             <w:r>
               <w:rPr>
                 <w:sz w:val="14"/>
               </w:rPr>
-              <w:lastRenderedPageBreak/>
-              <w:t>TANCE}}</w:t>
-            </w:r>
-          </w:p>
-        </w:tc>
-        <w:tc>
-          <w:tcPr>
-            <w:tcW w:w="2480" w:type="dxa"/>
-            <w:vAlign w:val="center"/>
-          </w:tcPr>
-          <w:p>
-            <w:r>
-              <w:rPr>
-                <w:sz w:val="14"/>
-              </w:rPr>
-              <w:lastRenderedPageBreak/>
-              <w:t>{{KPI_9_DRIVER}}</w:t>
-            </w:r>
-          </w:p>
-        </w:tc>
-        <w:tc>
-          <w:tcPr>
-            <w:tcW w:w="1116" w:type="dxa"/>
-            <w:vAlign w:val="center"/>
-          </w:tcPr>
-          <w:p>
-            <w:r>
-              <w:rPr>
-                <w:sz w:val="14"/>
-              </w:rPr>
-              <w:t>{{KPI_9_STATU</w:t>
-            </w:r>
-            <w:r>
-              <w:rPr>
-                <w:sz w:val="14"/>
-              </w:rPr>
-              <w:lastRenderedPageBreak/>
-              <w:t>S}}</w:t>
-            </w:r>
-          </w:p>
-        </w:tc>
-        <w:tc>
-          <w:tcPr>
-            <w:tcW w:w="1302" w:type="dxa"/>
-            <w:vAlign w:val="center"/>
-          </w:tcPr>
-          <w:p>
-            <w:r>
-              <w:rPr>
-                <w:sz w:val="14"/>
-              </w:rPr>
-              <w:lastRenderedPageBreak/>
-              <w:t>{{KPI_9_DATA_NO</w:t>
-            </w:r>
-            <w:r>
-              <w:rPr>
-                <w:sz w:val="14"/>
-              </w:rPr>
-              <w:lastRenderedPageBreak/>
-              <w:t>TE}}</w:t>
+              <w:t>{{KPI_9_DATA_NOTE}}</w:t>
             </w:r>
           </w:p>
         </w:tc>
@@ -4215,7 +4010,6 @@
               <w:rPr>
                 <w:sz w:val="14"/>
               </w:rPr>
-              <w:lastRenderedPageBreak/>
               <w:t>{{KPI_10_PILLAR}}</w:t>
             </w:r>
           </w:p>
@@ -4558,54 +4352,11 @@
     </w:tbl>
     <w:p>
       <w:pPr>
-        <w:pStyle w:val="Small"/>
-      </w:pPr>
-      <w:r>
-        <w:rPr>
-          <w:i/>
-        </w:rPr>
-        <w:t>Automation rule: the system should populate the table with the most decision-relevant applicable KPIs, prioritising material indicators and those that materially influence the pillar score. The full indicator library remains controlled separately.</w:t>
-      </w:r>
-    </w:p>
-    <w:p/>
-    <w:p>
-      <w:pPr>
-        <w:spacing w:after="60"/>
-        <w:jc w:val="right"/>
-      </w:pPr>
-      <w:r>
-        <w:rPr>
-          <w:b/>
-          <w:color w:val="A6AEB8"/>
-          <w:sz w:val="15"/>
-        </w:rPr>
-        <w:t xml:space="preserve">CFC FINLEASE PRIVATE </w:t>
-      </w:r>
-      <w:proofErr w:type="gramStart"/>
-      <w:r>
-        <w:rPr>
-          <w:b/>
-          <w:color w:val="A6AEB8"/>
-          <w:sz w:val="15"/>
-        </w:rPr>
-        <w:t>LIMITED  |</w:t>
-      </w:r>
-      <w:proofErr w:type="gramEnd"/>
-      <w:r>
-        <w:rPr>
-          <w:b/>
-          <w:color w:val="A6AEB8"/>
-          <w:sz w:val="15"/>
-        </w:rPr>
-        <w:t xml:space="preserve">  ESG RATING SUMMARY</w:t>
-      </w:r>
-    </w:p>
-    <w:p>
-      <w:pPr>
         <w:pStyle w:val="Title"/>
         <w:spacing w:after="40"/>
       </w:pPr>
       <w:r>
+        <w:lastRenderedPageBreak/>
         <w:t>3. Strengths, Weaknesses &amp; Improvement Priorities</w:t>
       </w:r>
     </w:p>
@@ -4613,12 +4364,6 @@
       <w:pPr>
         <w:pStyle w:val="Subtitle"/>
       </w:pPr>
-      <w:r>
-        <w:rPr>
-          <w:color w:val="667085"/>
-        </w:rPr>
-        <w:t>AI-generated synthesis of the most material score drivers</w:t>
-      </w:r>
     </w:p>
     <w:tbl>
       <w:tblPr>
@@ -5386,26 +5131,7 @@
         <w:spacing w:after="20"/>
       </w:pPr>
     </w:p>
-    <w:p>
-      <w:r>
-        <w:br w:type="page"/>
-      </w:r>
-    </w:p>
-    <w:p>
-      <w:pPr>
-        <w:spacing w:after="60"/>
-        <w:jc w:val="right"/>
-      </w:pPr>
-      <w:r>
-        <w:rPr>
-          <w:b/>
-          <w:color w:val="A6AEB8"/>
-          <w:sz w:val="15"/>
-        </w:rPr>
-        <w:lastRenderedPageBreak/>
-        <w:t>CFC FINLEASE PRIVATE LIMITED  |  ESG RATING SUMMARY</w:t>
-      </w:r>
-    </w:p>
+    <w:p/>
     <w:p>
       <w:pPr>
         <w:pStyle w:val="Title"/>
@@ -5419,12 +5145,6 @@
       <w:pPr>
         <w:pStyle w:val="Subtitle"/>
       </w:pPr>
-      <w:r>
-        <w:rPr>
-          <w:color w:val="667085"/>
-        </w:rPr>
-        <w:t>Evidence quality is reported separately from ESG performance</w:t>
-      </w:r>
     </w:p>
     <w:tbl>
       <w:tblPr>
@@ -5679,6 +5399,7 @@
                 <w:color w:val="0B2239"/>
                 <w:sz w:val="17"/>
               </w:rPr>
+              <w:lastRenderedPageBreak/>
               <w:t>Specificity</w:t>
             </w:r>
           </w:p>
@@ -5937,231 +5658,13 @@
     </w:tbl>
     <w:p>
       <w:pPr>
-        <w:pStyle w:val="Heading2"/>
-      </w:pPr>
-      <w:r>
-        <w:t>Overall data completeness indicator</w:t>
-      </w:r>
-    </w:p>
-    <w:tbl>
-      <w:tblPr>
-        <w:tblW w:w="11524" w:type="dxa"/>
-        <w:jc w:val="center"/>
-        <w:tblLayout w:type="fixed"/>
-        <w:tblLook w:val="04A0" w:firstRow="1" w:lastRow="0" w:firstColumn="1" w:lastColumn="0" w:noHBand="0" w:noVBand="1"/>
-      </w:tblPr>
-      <w:tblGrid>
-        <w:gridCol w:w="2455"/>
-        <w:gridCol w:w="3341"/>
-        <w:gridCol w:w="2455"/>
-        <w:gridCol w:w="3273"/>
-      </w:tblGrid>
-      <w:tr>
-        <w:trPr>
-          <w:trHeight w:val="374"/>
-          <w:tblHeader/>
-          <w:jc w:val="center"/>
-        </w:trPr>
-        <w:tc>
-          <w:tcPr>
-            <w:tcW w:w="2455" w:type="dxa"/>
-            <w:shd w:val="clear" w:color="auto" w:fill="0B2239"/>
-            <w:tcMar>
-              <w:top w:w="80" w:type="dxa"/>
-              <w:left w:w="90" w:type="dxa"/>
-              <w:bottom w:w="80" w:type="dxa"/>
-              <w:right w:w="90" w:type="dxa"/>
-            </w:tcMar>
-            <w:vAlign w:val="center"/>
-          </w:tcPr>
-          <w:p>
-            <w:r>
-              <w:rPr>
-                <w:b/>
-                <w:color w:val="FFFFFF"/>
-                <w:sz w:val="16"/>
-              </w:rPr>
-              <w:t>Overall indicator</w:t>
-            </w:r>
-          </w:p>
-        </w:tc>
-        <w:tc>
-          <w:tcPr>
-            <w:tcW w:w="3341" w:type="dxa"/>
-            <w:shd w:val="clear" w:color="auto" w:fill="0B2239"/>
-            <w:tcMar>
-              <w:top w:w="80" w:type="dxa"/>
-              <w:left w:w="90" w:type="dxa"/>
-              <w:bottom w:w="80" w:type="dxa"/>
-              <w:right w:w="90" w:type="dxa"/>
-            </w:tcMar>
-            <w:vAlign w:val="center"/>
-          </w:tcPr>
-          <w:p>
-            <w:r>
-              <w:rPr>
-                <w:b/>
-                <w:color w:val="FFFFFF"/>
-                <w:sz w:val="16"/>
-              </w:rPr>
-              <w:t>Definition</w:t>
-            </w:r>
-          </w:p>
-        </w:tc>
-        <w:tc>
-          <w:tcPr>
-            <w:tcW w:w="2455" w:type="dxa"/>
-            <w:shd w:val="clear" w:color="auto" w:fill="0B2239"/>
-            <w:tcMar>
-              <w:top w:w="80" w:type="dxa"/>
-              <w:left w:w="90" w:type="dxa"/>
-              <w:bottom w:w="80" w:type="dxa"/>
-              <w:right w:w="90" w:type="dxa"/>
-            </w:tcMar>
-            <w:vAlign w:val="center"/>
-          </w:tcPr>
-          <w:p>
-            <w:r>
-              <w:rPr>
-                <w:b/>
-                <w:color w:val="FFFFFF"/>
-                <w:sz w:val="16"/>
-              </w:rPr>
-              <w:t>Company result</w:t>
-            </w:r>
-          </w:p>
-        </w:tc>
-        <w:tc>
-          <w:tcPr>
-            <w:tcW w:w="3273" w:type="dxa"/>
-            <w:shd w:val="clear" w:color="auto" w:fill="0B2239"/>
-            <w:tcMar>
-              <w:top w:w="80" w:type="dxa"/>
-              <w:left w:w="90" w:type="dxa"/>
-              <w:bottom w:w="80" w:type="dxa"/>
-              <w:right w:w="90" w:type="dxa"/>
-            </w:tcMar>
-            <w:vAlign w:val="center"/>
-          </w:tcPr>
-          <w:p>
-            <w:r>
-              <w:rPr>
-                <w:b/>
-                <w:color w:val="FFFFFF"/>
-                <w:sz w:val="16"/>
-              </w:rPr>
-              <w:t>Implication for interpretation</w:t>
-            </w:r>
-          </w:p>
-        </w:tc>
-      </w:tr>
-      <w:tr>
-        <w:trPr>
-          <w:trHeight w:val="595"/>
-          <w:jc w:val="center"/>
-        </w:trPr>
-        <w:tc>
-          <w:tcPr>
-            <w:tcW w:w="2455" w:type="dxa"/>
-            <w:vAlign w:val="center"/>
-          </w:tcPr>
-          <w:p>
-            <w:r>
-              <w:rPr>
-                <w:b/>
-                <w:sz w:val="16"/>
-              </w:rPr>
-              <w:t>{{OVERALL_DATA_COMPLETENESS}}</w:t>
-            </w:r>
-          </w:p>
-        </w:tc>
-        <w:tc>
-          <w:tcPr>
-            <w:tcW w:w="3341" w:type="dxa"/>
-            <w:vAlign w:val="center"/>
-          </w:tcPr>
-          <w:p>
-            <w:r>
-              <w:rPr>
-                <w:sz w:val="16"/>
-              </w:rPr>
-              <w:t>Overall view of coverage and evidence strength across material assessed information</w:t>
-            </w:r>
-          </w:p>
-        </w:tc>
-        <w:tc>
-          <w:tcPr>
-            <w:tcW w:w="2455" w:type="dxa"/>
-            <w:vAlign w:val="center"/>
-          </w:tcPr>
-          <w:p>
-            <w:r>
-              <w:rPr>
-                <w:sz w:val="16"/>
-              </w:rPr>
-              <w:t>{{OVERALL_DATA_COMPLETENESS}}</w:t>
-            </w:r>
-          </w:p>
-        </w:tc>
-        <w:tc>
-          <w:tcPr>
-            <w:tcW w:w="3273" w:type="dxa"/>
-            <w:vAlign w:val="center"/>
-          </w:tcPr>
-          <w:p>
-            <w:r>
-              <w:rPr>
-                <w:sz w:val="16"/>
-              </w:rPr>
-              <w:t>{{DATA_COMPLETENESS_IMPLICATION}}</w:t>
-            </w:r>
-          </w:p>
-        </w:tc>
-      </w:tr>
-    </w:tbl>
-    <w:p>
-      <w:pPr>
         <w:pStyle w:val="Small"/>
       </w:pPr>
-      <w:r>
-        <w:rPr>
-          <w:i/>
-        </w:rPr>
-        <w:t>Optional output: {{DCI_GRADE}} / {{EVIDENCE_CONFIDENCE_SUMMARY}}. Include only where calculated or approved for publication.</w:t>
-      </w:r>
     </w:p>
-    <w:p/>
     <w:p>
       <w:pPr>
         <w:spacing w:after="60"/>
-        <w:jc w:val="right"/>
       </w:pPr>
-      <w:r>
-        <w:rPr>
-          <w:b/>
-          <w:color w:val="A6AEB8"/>
-          <w:sz w:val="15"/>
-        </w:rPr>
-        <w:t xml:space="preserve">CFC FINLEASE PRIVATE </w:t>
-      </w:r>
-      <w:proofErr w:type="gramStart"/>
-      <w:r>
-        <w:rPr>
-          <w:b/>
-          <w:color w:val="A6AEB8"/>
-          <w:sz w:val="15"/>
-        </w:rPr>
-        <w:t>LIMITED  |</w:t>
-      </w:r>
-      <w:proofErr w:type="gramEnd"/>
-      <w:r>
-        <w:rPr>
-          <w:b/>
-          <w:color w:val="A6AEB8"/>
-          <w:sz w:val="15"/>
-        </w:rPr>
-        <w:t xml:space="preserve">  ESG RATING SUMMARY</w:t>
-      </w:r>
     </w:p>
     <w:p>
       <w:pPr>
@@ -6170,32 +5673,6 @@
       </w:pPr>
       <w:r>
         <w:t>5. Forward-Looking / Transition &amp; Controversy</w:t>
-      </w:r>
-    </w:p>
-    <w:p>
-      <w:pPr>
-        <w:pStyle w:val="Subtitle"/>
-        <w:rPr>
-          <w:color w:val="667085"/>
-        </w:rPr>
-      </w:pPr>
-      <w:r>
-        <w:rPr>
-          <w:color w:val="667085"/>
-        </w:rPr>
-        <w:t>Separate consideration of future readiness and adverse events</w:t>
-      </w:r>
-    </w:p>
-    <w:p/>
-    <w:p/>
-    <w:p/>
-    <w:p>
-      <w:pPr>
-        <w:pStyle w:val="Heading2"/>
-      </w:pPr>
-      <w:r>
-        <w:lastRenderedPageBreak/>
-        <w:t>Forward-Looking / Transition assessment</w:t>
       </w:r>
     </w:p>
     <w:tbl>
@@ -6988,6 +6465,7 @@
               <w:rPr>
                 <w:sz w:val="15"/>
               </w:rPr>
+              <w:lastRenderedPageBreak/>
               <w:t>{{CONTROVERSY_3_ISSUE}}</w:t>
             </w:r>
           </w:p>
@@ -7126,37 +6604,7 @@
         </w:tc>
       </w:tr>
     </w:tbl>
-    <w:p>
-      <w:pPr>
-        <w:pStyle w:val="Small"/>
-      </w:pPr>
-      <w:r>
-        <w:rPr>
-          <w:i/>
-        </w:rPr>
-        <w:t>Rule: omit the controversy section from the client report when no material controversy is identified and the methodology permits no disclosure of a non-material item. If a Watch-level matter is reported, distinguish monitoring from an actual score deduction.</w:t>
-      </w:r>
-    </w:p>
-    <w:p>
-      <w:r>
-        <w:br w:type="page"/>
-      </w:r>
-    </w:p>
-    <w:p>
-      <w:pPr>
-        <w:spacing w:after="60"/>
-        <w:jc w:val="right"/>
-      </w:pPr>
-      <w:r>
-        <w:rPr>
-          <w:b/>
-          <w:color w:val="A6AEB8"/>
-          <w:sz w:val="15"/>
-        </w:rPr>
-        <w:lastRenderedPageBreak/>
-        <w:t>CFC FINLEASE PRIVATE LIMITED  |  ESG RATING SUMMARY</w:t>
-      </w:r>
-    </w:p>
+    <w:p/>
     <w:p>
       <w:pPr>
         <w:pStyle w:val="Title"/>
@@ -7740,682 +7188,10 @@
         </w:tc>
       </w:tr>
     </w:tbl>
-    <w:p>
-      <w:pPr>
-        <w:spacing w:after="20"/>
-      </w:pPr>
-    </w:p>
-    <w:p>
-      <w:r>
-        <w:br w:type="page"/>
-      </w:r>
-    </w:p>
-    <w:p>
-      <w:pPr>
-        <w:spacing w:after="60"/>
-        <w:jc w:val="right"/>
-      </w:pPr>
-      <w:r>
-        <w:rPr>
-          <w:b/>
-          <w:color w:val="A6AEB8"/>
-          <w:sz w:val="15"/>
-        </w:rPr>
-        <w:lastRenderedPageBreak/>
-        <w:t>CFC FINLEASE PRIVATE LIMITED  |  ESG RATING SUMMARY</w:t>
-      </w:r>
-    </w:p>
-    <w:p>
-      <w:pPr>
-        <w:pStyle w:val="Title"/>
-        <w:spacing w:after="40"/>
-      </w:pPr>
-      <w:r>
-        <w:t>Appendix A. Developer Generation Specification</w:t>
-      </w:r>
-    </w:p>
-    <w:p>
-      <w:pPr>
-        <w:pStyle w:val="Subtitle"/>
-      </w:pPr>
-      <w:r>
-        <w:rPr>
-          <w:color w:val="667085"/>
-        </w:rPr>
-        <w:t>Implementation template for automated generation across sectors</w:t>
-      </w:r>
-    </w:p>
-    <w:p>
-      <w:pPr>
-        <w:pStyle w:val="Heading2"/>
-      </w:pPr>
-      <w:r>
-        <w:t>A. Minimum input objects</w:t>
-      </w:r>
-    </w:p>
-    <w:tbl>
-      <w:tblPr>
-        <w:tblW w:w="11725" w:type="dxa"/>
-        <w:jc w:val="center"/>
-        <w:tblLayout w:type="fixed"/>
-        <w:tblLook w:val="04A0" w:firstRow="1" w:lastRow="0" w:firstColumn="1" w:lastColumn="0" w:noHBand="0" w:noVBand="1"/>
-      </w:tblPr>
-      <w:tblGrid>
-        <w:gridCol w:w="4420"/>
-        <w:gridCol w:w="7305"/>
-      </w:tblGrid>
-      <w:tr>
-        <w:trPr>
-          <w:trHeight w:val="384"/>
-          <w:tblHeader/>
-          <w:jc w:val="center"/>
-        </w:trPr>
-        <w:tc>
-          <w:tcPr>
-            <w:tcW w:w="4420" w:type="dxa"/>
-            <w:shd w:val="clear" w:color="auto" w:fill="0B2239"/>
-            <w:tcMar>
-              <w:top w:w="80" w:type="dxa"/>
-              <w:left w:w="90" w:type="dxa"/>
-              <w:bottom w:w="80" w:type="dxa"/>
-              <w:right w:w="90" w:type="dxa"/>
-            </w:tcMar>
-            <w:vAlign w:val="center"/>
-          </w:tcPr>
-          <w:p>
-            <w:r>
-              <w:rPr>
-                <w:b/>
-                <w:color w:val="FFFFFF"/>
-                <w:sz w:val="16"/>
-              </w:rPr>
-              <w:t>Object</w:t>
-            </w:r>
-          </w:p>
-        </w:tc>
-        <w:tc>
-          <w:tcPr>
-            <w:tcW w:w="7305" w:type="dxa"/>
-            <w:shd w:val="clear" w:color="auto" w:fill="0B2239"/>
-            <w:tcMar>
-              <w:top w:w="80" w:type="dxa"/>
-              <w:left w:w="90" w:type="dxa"/>
-              <w:bottom w:w="80" w:type="dxa"/>
-              <w:right w:w="90" w:type="dxa"/>
-            </w:tcMar>
-            <w:vAlign w:val="center"/>
-          </w:tcPr>
-          <w:p>
-            <w:r>
-              <w:rPr>
-                <w:b/>
-                <w:color w:val="FFFFFF"/>
-                <w:sz w:val="16"/>
-              </w:rPr>
-              <w:t>Required fields / purpose</w:t>
-            </w:r>
-          </w:p>
-        </w:tc>
-      </w:tr>
-      <w:tr>
-        <w:trPr>
-          <w:trHeight w:val="411"/>
-          <w:jc w:val="center"/>
-        </w:trPr>
-        <w:tc>
-          <w:tcPr>
-            <w:tcW w:w="4420" w:type="dxa"/>
-            <w:vAlign w:val="center"/>
-          </w:tcPr>
-          <w:p>
-            <w:r>
-              <w:rPr>
-                <w:b/>
-                <w:color w:val="0B2239"/>
-                <w:sz w:val="17"/>
-              </w:rPr>
-              <w:t>company</w:t>
-            </w:r>
-          </w:p>
-        </w:tc>
-        <w:tc>
-          <w:tcPr>
-            <w:tcW w:w="7305" w:type="dxa"/>
-            <w:vAlign w:val="center"/>
-          </w:tcPr>
-          <w:p>
-            <w:r>
-              <w:rPr>
-                <w:sz w:val="17"/>
-              </w:rPr>
-              <w:t>Company name, identifier, sector, reporting period, assessment date.</w:t>
-            </w:r>
-          </w:p>
-        </w:tc>
-      </w:tr>
-      <w:tr>
-        <w:trPr>
-          <w:trHeight w:val="411"/>
-          <w:jc w:val="center"/>
-        </w:trPr>
-        <w:tc>
-          <w:tcPr>
-            <w:tcW w:w="4420" w:type="dxa"/>
-            <w:vAlign w:val="center"/>
-          </w:tcPr>
-          <w:p>
-            <w:r>
-              <w:rPr>
-                <w:b/>
-                <w:color w:val="0B2239"/>
-                <w:sz w:val="17"/>
-              </w:rPr>
-              <w:t>overall</w:t>
-            </w:r>
-          </w:p>
-        </w:tc>
-        <w:tc>
-          <w:tcPr>
-            <w:tcW w:w="7305" w:type="dxa"/>
-            <w:vAlign w:val="center"/>
-          </w:tcPr>
-          <w:p>
-            <w:r>
-              <w:rPr>
-                <w:sz w:val="17"/>
-              </w:rPr>
-              <w:t>Overall score, rating grade, performance label, score movement / prior period if available.</w:t>
-            </w:r>
-          </w:p>
-        </w:tc>
-      </w:tr>
-      <w:tr>
-        <w:trPr>
-          <w:trHeight w:val="398"/>
-          <w:jc w:val="center"/>
-        </w:trPr>
-        <w:tc>
-          <w:tcPr>
-            <w:tcW w:w="4420" w:type="dxa"/>
-            <w:vAlign w:val="center"/>
-          </w:tcPr>
-          <w:p>
-            <w:r>
-              <w:rPr>
-                <w:b/>
-                <w:color w:val="0B2239"/>
-                <w:sz w:val="17"/>
-              </w:rPr>
-              <w:t>pillars</w:t>
-            </w:r>
-          </w:p>
-        </w:tc>
-        <w:tc>
-          <w:tcPr>
-            <w:tcW w:w="7305" w:type="dxa"/>
-            <w:vAlign w:val="center"/>
-          </w:tcPr>
-          <w:p>
-            <w:r>
-              <w:rPr>
-                <w:sz w:val="17"/>
-              </w:rPr>
-              <w:t>E/S/G scores, grades, performance labels, weights, top positive / negative drivers.</w:t>
-            </w:r>
-          </w:p>
-        </w:tc>
-      </w:tr>
-      <w:tr>
-        <w:trPr>
-          <w:trHeight w:val="411"/>
-          <w:jc w:val="center"/>
-        </w:trPr>
-        <w:tc>
-          <w:tcPr>
-            <w:tcW w:w="4420" w:type="dxa"/>
-            <w:vAlign w:val="center"/>
-          </w:tcPr>
-          <w:p>
-            <w:r>
-              <w:rPr>
-                <w:b/>
-                <w:color w:val="0B2239"/>
-                <w:sz w:val="17"/>
-              </w:rPr>
-              <w:t>themes</w:t>
-            </w:r>
-          </w:p>
-        </w:tc>
-        <w:tc>
-          <w:tcPr>
-            <w:tcW w:w="7305" w:type="dxa"/>
-            <w:vAlign w:val="center"/>
-          </w:tcPr>
-          <w:p>
-            <w:r>
-              <w:rPr>
-                <w:sz w:val="17"/>
-              </w:rPr>
-              <w:t>Applicable themes / sub-pillars, theme scores where available, materiality / relevance status.</w:t>
-            </w:r>
-          </w:p>
-        </w:tc>
-      </w:tr>
-      <w:tr>
-        <w:trPr>
-          <w:trHeight w:val="411"/>
-          <w:jc w:val="center"/>
-        </w:trPr>
-        <w:tc>
-          <w:tcPr>
-            <w:tcW w:w="4420" w:type="dxa"/>
-            <w:vAlign w:val="center"/>
-          </w:tcPr>
-          <w:p>
-            <w:r>
-              <w:rPr>
-                <w:b/>
-                <w:color w:val="0B2239"/>
-                <w:sz w:val="17"/>
-              </w:rPr>
-              <w:t>kpis</w:t>
-            </w:r>
-          </w:p>
-        </w:tc>
-        <w:tc>
-          <w:tcPr>
-            <w:tcW w:w="7305" w:type="dxa"/>
-            <w:vAlign w:val="center"/>
-          </w:tcPr>
-          <w:p>
-            <w:r>
-              <w:rPr>
-                <w:sz w:val="17"/>
-              </w:rPr>
-              <w:t>Applicable KPIs, scores, weights / importance, directionality, evidence driver, disclosure note.</w:t>
-            </w:r>
-          </w:p>
-        </w:tc>
-      </w:tr>
-      <w:tr>
-        <w:trPr>
-          <w:trHeight w:val="411"/>
-          <w:jc w:val="center"/>
-        </w:trPr>
-        <w:tc>
-          <w:tcPr>
-            <w:tcW w:w="4420" w:type="dxa"/>
-            <w:vAlign w:val="center"/>
-          </w:tcPr>
-          <w:p>
-            <w:r>
-              <w:rPr>
-                <w:b/>
-                <w:color w:val="0B2239"/>
-                <w:sz w:val="17"/>
-              </w:rPr>
-              <w:t>data_quality</w:t>
-            </w:r>
-          </w:p>
-        </w:tc>
-        <w:tc>
-          <w:tcPr>
-            <w:tcW w:w="7305" w:type="dxa"/>
-            <w:vAlign w:val="center"/>
-          </w:tcPr>
-          <w:p>
-            <w:r>
-              <w:rPr>
-                <w:sz w:val="17"/>
-              </w:rPr>
-              <w:t>Completeness, specificity, consistency, verification, timeliness, overall completeness.</w:t>
-            </w:r>
-          </w:p>
-        </w:tc>
-      </w:tr>
-      <w:tr>
-        <w:trPr>
-          <w:trHeight w:val="398"/>
-          <w:jc w:val="center"/>
-        </w:trPr>
-        <w:tc>
-          <w:tcPr>
-            <w:tcW w:w="4420" w:type="dxa"/>
-            <w:vAlign w:val="center"/>
-          </w:tcPr>
-          <w:p>
-            <w:r>
-              <w:rPr>
-                <w:b/>
-                <w:color w:val="0B2239"/>
-                <w:sz w:val="17"/>
-              </w:rPr>
-              <w:t>transition</w:t>
-            </w:r>
-          </w:p>
-        </w:tc>
-        <w:tc>
-          <w:tcPr>
-            <w:tcW w:w="7305" w:type="dxa"/>
-            <w:vAlign w:val="center"/>
-          </w:tcPr>
-          <w:p>
-            <w:r>
-              <w:rPr>
-                <w:sz w:val="17"/>
-              </w:rPr>
-              <w:t>Forward-looking / transition score or adjustment and component observations where applicable.</w:t>
-            </w:r>
-          </w:p>
-        </w:tc>
-      </w:tr>
-      <w:tr>
-        <w:trPr>
-          <w:trHeight w:val="411"/>
-          <w:jc w:val="center"/>
-        </w:trPr>
-        <w:tc>
-          <w:tcPr>
-            <w:tcW w:w="4420" w:type="dxa"/>
-            <w:vAlign w:val="center"/>
-          </w:tcPr>
-          <w:p>
-            <w:r>
-              <w:rPr>
-                <w:b/>
-                <w:color w:val="0B2239"/>
-                <w:sz w:val="17"/>
-              </w:rPr>
-              <w:t>controversy</w:t>
-            </w:r>
-          </w:p>
-        </w:tc>
-        <w:tc>
-          <w:tcPr>
-            <w:tcW w:w="7305" w:type="dxa"/>
-            <w:vAlign w:val="center"/>
-          </w:tcPr>
-          <w:p>
-            <w:r>
-              <w:rPr>
-                <w:sz w:val="17"/>
-              </w:rPr>
-              <w:t>Material events, classification, adjustment, management response, remediation, safeguard status.</w:t>
-            </w:r>
-          </w:p>
-        </w:tc>
-      </w:tr>
-      <w:tr>
-        <w:trPr>
-          <w:trHeight w:val="411"/>
-          <w:jc w:val="center"/>
-        </w:trPr>
-        <w:tc>
-          <w:tcPr>
-            <w:tcW w:w="4420" w:type="dxa"/>
-            <w:vAlign w:val="center"/>
-          </w:tcPr>
-          <w:p>
-            <w:r>
-              <w:rPr>
-                <w:b/>
-                <w:color w:val="0B2239"/>
-                <w:sz w:val="17"/>
-              </w:rPr>
-              <w:t>rationale</w:t>
-            </w:r>
-          </w:p>
-        </w:tc>
-        <w:tc>
-          <w:tcPr>
-            <w:tcW w:w="7305" w:type="dxa"/>
-            <w:vAlign w:val="center"/>
-          </w:tcPr>
-          <w:p>
-            <w:r>
-              <w:rPr>
-                <w:sz w:val="17"/>
-              </w:rPr>
-              <w:t>Structured rating rationale linked to key drivers and final score.</w:t>
-            </w:r>
-          </w:p>
-        </w:tc>
-      </w:tr>
-    </w:tbl>
-    <w:p>
-      <w:pPr>
-        <w:pStyle w:val="Heading2"/>
-      </w:pPr>
-      <w:r>
-        <w:t>B. Generation rules</w:t>
-      </w:r>
-    </w:p>
-    <w:p>
-      <w:pPr>
-        <w:pStyle w:val="ListBullet"/>
-        <w:spacing w:after="40"/>
-      </w:pPr>
-      <w:r>
-        <w:rPr>
-          <w:sz w:val="17"/>
-        </w:rPr>
-        <w:t>Use only company-specific evidence already present in the rating dataset, source report extraction, questionnaire data, or validated external evidence. Do not invent KPI scores, disclosures, targets, incidents or commitments.</w:t>
-      </w:r>
-    </w:p>
-    <w:p>
-      <w:pPr>
-        <w:pStyle w:val="ListBullet"/>
-        <w:spacing w:after="40"/>
-      </w:pPr>
-      <w:r>
-        <w:rPr>
-          <w:sz w:val="17"/>
-        </w:rPr>
-        <w:t>Select applicable themes and KPIs dynamically from the sector / company materiality profile. Do not hard-code a sector-specific list into the template.</w:t>
-      </w:r>
-    </w:p>
-    <w:p>
-      <w:pPr>
-        <w:pStyle w:val="ListBullet"/>
-        <w:spacing w:after="40"/>
-      </w:pPr>
-      <w:r>
-        <w:rPr>
-          <w:sz w:val="17"/>
-        </w:rPr>
-        <w:t>Generate the pillar narrative from the highest-impact positive and negative drivers of the pillar score. Prefer material KPIs over generic ESG statements.</w:t>
-      </w:r>
-    </w:p>
-    <w:p>
-      <w:pPr>
-        <w:pStyle w:val="ListBullet"/>
-        <w:spacing w:after="40"/>
-      </w:pPr>
-      <w:r>
-        <w:rPr>
-          <w:sz w:val="17"/>
-        </w:rPr>
-        <w:t>Generate improvement priorities from material low-scoring KPIs, material evidence gaps, weak implementation, deteriorating trends, or significant unresolved risks.</w:t>
-      </w:r>
-    </w:p>
-    <w:p>
-      <w:pPr>
-        <w:pStyle w:val="ListBullet"/>
-        <w:spacing w:after="40"/>
-      </w:pPr>
-      <w:r>
-        <w:rPr>
-          <w:sz w:val="17"/>
-        </w:rPr>
-        <w:t>Generate disclosure-gap commentary from the five data-quality dimensions in the methodology: completeness, specificity, consistency, verification and timeliness.</w:t>
-      </w:r>
-    </w:p>
-    <w:p>
-      <w:pPr>
-        <w:pStyle w:val="ListBullet"/>
-        <w:spacing w:after="40"/>
-      </w:pPr>
-      <w:r>
-        <w:rPr>
-          <w:sz w:val="17"/>
-        </w:rPr>
-        <w:t>Include forward-looking / transition commentary only when the assessment contains a transition score, adjustment or relevant evidence.</w:t>
-      </w:r>
-    </w:p>
-    <w:p>
-      <w:pPr>
-        <w:pStyle w:val="ListBullet"/>
-        <w:spacing w:after="40"/>
-      </w:pPr>
-      <w:r>
-        <w:rPr>
-          <w:sz w:val="17"/>
-        </w:rPr>
-        <w:t>Include controversy commentary only when a material controversy or monitored matter is present. Apply the four-level controversy framework and the approved adjustment mapping used in the methodology.</w:t>
-      </w:r>
-    </w:p>
-    <w:p>
-      <w:pPr>
-        <w:pStyle w:val="ListBullet"/>
-        <w:spacing w:after="40"/>
-      </w:pPr>
-      <w:r>
-        <w:rPr>
-          <w:sz w:val="17"/>
-        </w:rPr>
-        <w:t>Ensure the narrative explains why the score is where it is; do not infer causation that is not supported by the scoring evidence.</w:t>
-      </w:r>
-    </w:p>
-    <w:p>
-      <w:pPr>
-        <w:pStyle w:val="ListBullet"/>
-        <w:spacing w:after="40"/>
-      </w:pPr>
-      <w:r>
-        <w:rPr>
-          <w:sz w:val="17"/>
-        </w:rPr>
-        <w:t>Keep the summary concise: target 4–8 pages depending on the number of applicable themes and KPIs. Expand tables dynamically rather than forcing every sector into identical row counts.</w:t>
-      </w:r>
-    </w:p>
-    <w:p>
-      <w:pPr>
-        <w:pStyle w:val="Heading2"/>
-      </w:pPr>
-      <w:r>
-        <w:t>C. Output quality checks before release</w:t>
-      </w:r>
-    </w:p>
-    <w:p>
-      <w:pPr>
-        <w:pStyle w:val="ListBullet"/>
-        <w:spacing w:after="40"/>
-      </w:pPr>
-      <w:r>
-        <w:rPr>
-          <w:sz w:val="17"/>
-        </w:rPr>
-        <w:t>Overall score, pillar scores and grade must exactly match the auto-generated CFC scorecard.</w:t>
-      </w:r>
-    </w:p>
-    <w:p>
-      <w:pPr>
-        <w:pStyle w:val="ListBullet"/>
-        <w:spacing w:after="40"/>
-      </w:pPr>
-      <w:r>
-        <w:rPr>
-          <w:sz w:val="17"/>
-        </w:rPr>
-        <w:t>Rating grade must match the approved score legend.</w:t>
-      </w:r>
-    </w:p>
-    <w:p>
-      <w:pPr>
-        <w:pStyle w:val="ListBullet"/>
-        <w:spacing w:after="40"/>
-      </w:pPr>
-      <w:r>
-        <w:rPr>
-          <w:sz w:val="17"/>
-        </w:rPr>
-        <w:t>All reported key KPI scores must exist in the underlying scoring dataset.</w:t>
-      </w:r>
-    </w:p>
-    <w:p>
-      <w:pPr>
-        <w:pStyle w:val="ListBullet"/>
-        <w:spacing w:after="40"/>
-      </w:pPr>
-      <w:r>
-        <w:rPr>
-          <w:sz w:val="17"/>
-        </w:rPr>
-        <w:t>All “strength”, “weakness” and “gap” narratives must be traceable to a scored indicator, evidence note or approved analytical judgment.</w:t>
-      </w:r>
-    </w:p>
-    <w:p>
-      <w:pPr>
-        <w:pStyle w:val="ListBullet"/>
-        <w:spacing w:after="40"/>
-      </w:pPr>
-      <w:r>
-        <w:rPr>
-          <w:sz w:val="17"/>
-        </w:rPr>
-        <w:t>Data completeness labels must match the stored data-quality assessment.</w:t>
-      </w:r>
-    </w:p>
-    <w:p>
-      <w:pPr>
-        <w:pStyle w:val="ListBullet"/>
-        <w:spacing w:after="40"/>
-      </w:pPr>
-      <w:r>
-        <w:rPr>
-          <w:sz w:val="17"/>
-        </w:rPr>
-        <w:lastRenderedPageBreak/>
-        <w:t>If there is no controversy / transition assessment, the relevant sections must be suppressed rather than filled with generic text.</w:t>
-      </w:r>
-    </w:p>
-    <w:p>
-      <w:pPr>
-        <w:pStyle w:val="ListBullet"/>
-        <w:spacing w:after="40"/>
-      </w:pPr>
-      <w:r>
-        <w:rPr>
-          <w:sz w:val="17"/>
-        </w:rPr>
-        <w:t>No generic sector language should appear unless supported by the company’s applicable sector materiality pack.</w:t>
-      </w:r>
-    </w:p>
-    <w:p>
-      <w:pPr>
-        <w:pStyle w:val="ListBullet"/>
-        <w:spacing w:after="40"/>
-      </w:pPr>
-      <w:r>
-        <w:rPr>
-          <w:sz w:val="17"/>
-        </w:rPr>
-        <w:t>Final report must pass a consistency check against the scorecard and the approved methodology version.</w:t>
-      </w:r>
-    </w:p>
-    <w:p>
-      <w:pPr>
-        <w:pStyle w:val="Small"/>
-      </w:pPr>
-      <w:r>
-        <w:rPr>
-          <w:i/>
-        </w:rPr>
-        <w:t>Developer note: use the placeholders in this template as field bindings. The same content hierarchy should be preserved when implemented as HTML, Python-generated DOCX/PDF, or another reporting engine.</w:t>
-      </w:r>
-    </w:p>
+    <w:p/>
     <w:sectPr>
-      <w:footerReference w:type="default" r:id="rId8"/>
+      <w:headerReference w:type="default" r:id="rId8"/>
+      <w:footerReference w:type="default" r:id="rId9"/>
       <w:pgSz w:w="12240" w:h="15840"/>
       <w:pgMar w:top="792" w:right="936" w:bottom="792" w:left="936" w:header="720" w:footer="720" w:gutter="0"/>
       <w:cols w:space="720"/>
@@ -8462,7 +7238,7 @@
         <w:color w:val="9AA3AF"/>
         <w:sz w:val="15"/>
       </w:rPr>
-      <w:t>CFC ESG Rating Summary  |  For use with the CFC ESG Scorecard</w:t>
+      <w:t>Internal - Confidential</w:t>
     </w:r>
   </w:p>
 </w:ftr>
@@ -8491,6 +7267,43 @@
     </w:p>
   </w:footnote>
 </w:footnotes>
+</file>
+
+<file path=word/header1.xml><?xml version="1.0" encoding="utf-8"?>
+<w:hdr xmlns:wpc="http://schemas.microsoft.com/office/word/2010/wordprocessingCanvas" xmlns:cx="http://schemas.microsoft.com/office/drawing/2014/chartex" xmlns:cx1="http://schemas.microsoft.com/office/drawing/2015/9/8/chartex" xmlns:cx2="http://schemas.microsoft.com/office/drawing/2015/10/21/chartex" xmlns:cx3="http://schemas.microsoft.com/office/drawing/2016/5/9/chartex" xmlns:cx4="http://schemas.microsoft.com/office/drawing/2016/5/10/chartex" xmlns:cx5="http://schemas.microsoft.com/office/drawing/2016/5/11/chartex" xmlns:cx6="http://schemas.microsoft.com/office/drawing/2016/5/12/chartex" xmlns:cx7="http://schemas.microsoft.com/office/drawing/2016/5/13/chartex" xmlns:cx8="http://schemas.microsoft.com/office/drawing/2016/5/14/chartex" xmlns:mc="http://schemas.openxmlformats.org/markup-compatibility/2006" xmlns:aink="http://schemas.microsoft.com/office/drawing/2016/ink" xmlns:am3d="http://schemas.microsoft.com/office/drawing/2017/model3d" xmlns:o="urn:schemas-microsoft-com:office:office" xmlns:oel="http://schemas.microsoft.com/office/2019/extlst" xmlns:r="http://schemas.openxmlformats.org/officeDocument/2006/relationships" xmlns:m="http://schemas.openxmlformats.org/officeDocument/2006/math" xmlns:v="urn:schemas-microsoft-com:vml" xmlns:wp14="http://schemas.microsoft.com/office/word/2010/wordprocessingDrawing" xmlns:wp="http://schemas.openxmlformats.org/drawingml/2006/wordprocessingDrawing" xmlns:w10="urn:schemas-microsoft-com:office:word" xmlns:w="http://schemas.openxmlformats.org/wordprocessingml/2006/main" xmlns:w14="http://schemas.microsoft.com/office/word/2010/wordml" xmlns:w15="http://schemas.microsoft.com/office/word/2012/wordml" xmlns:w16cex="http://schemas.microsoft.com/office/word/2018/wordml/cex" xmlns:w16cid="http://schemas.microsoft.com/office/word/2016/wordml/cid" xmlns:w16="http://schemas.microsoft.com/office/word/2018/wordml" xmlns:w16du="http://schemas.microsoft.com/office/word/2023/wordml/word16du" xmlns:w16sdtdh="http://schemas.microsoft.com/office/word/2020/wordml/sdtdatahash" xmlns:w16se="http://schemas.microsoft.com/office/word/2015/wordml/symex" xmlns:wpg="http://schemas.microsoft.com/office/word/2010/wordprocessingGroup" xmlns:wpi="http://schemas.microsoft.com/office/word/2010/wordprocessingInk" xmlns:wne="http://schemas.microsoft.com/office/word/2006/wordml" xmlns:wps="http://schemas.microsoft.com/office/word/2010/wordprocessingShape" mc:Ignorable="w14 w15 w16se w16cid w16 w16cex w16sdtdh w16du wp14">
+  <w:p>
+    <w:pPr>
+      <w:spacing w:after="60"/>
+      <w:ind w:left="5760"/>
+    </w:pPr>
+    <w:r>
+      <w:rPr>
+        <w:b/>
+        <w:color w:val="A6AEB8"/>
+        <w:sz w:val="15"/>
+      </w:rPr>
+      <w:t xml:space="preserve">CFC FINLEASE PRIVATE </w:t>
+    </w:r>
+    <w:proofErr w:type="gramStart"/>
+    <w:r>
+      <w:rPr>
+        <w:b/>
+        <w:color w:val="A6AEB8"/>
+        <w:sz w:val="15"/>
+      </w:rPr>
+      <w:t>LIMITED  |</w:t>
+    </w:r>
+    <w:proofErr w:type="gramEnd"/>
+    <w:r>
+      <w:rPr>
+        <w:b/>
+        <w:color w:val="A6AEB8"/>
+        <w:sz w:val="15"/>
+      </w:rPr>
+      <w:t xml:space="preserve">  ESG RATING SUMMARY</w:t>
+    </w:r>
+  </w:p>
+</w:hdr>
 </file>
 
 <file path=word/numbering.xml><?xml version="1.0" encoding="utf-8"?>
